--- a/Assessment 2/F122A12 - 2. Design and Build a Prototype Game.docx
+++ b/Assessment 2/F122A12 - 2. Design and Build a Prototype Game.docx
@@ -309,7 +309,6 @@
         <w:tc>
           <w:tcPr>
             <w:tcW w:w="10093" w:type="dxa"/>
-            <w:shd w:val="clear" w:color="auto" w:fill="auto"/>
           </w:tcPr>
           <w:p>
             <w:pPr>
@@ -406,7 +405,6 @@
         <w:tc>
           <w:tcPr>
             <w:tcW w:w="10093" w:type="dxa"/>
-            <w:shd w:val="clear" w:color="auto" w:fill="auto"/>
           </w:tcPr>
           <w:p>
             <w:pPr>
@@ -2898,15 +2896,7 @@
           <w:bCs w:val="0"/>
           <w:szCs w:val="22"/>
         </w:rPr>
-        <w:t xml:space="preserve">Prototype </w:t>
-      </w:r>
-      <w:r>
-        <w:rPr>
-          <w:b/>
-          <w:bCs w:val="0"/>
-          <w:szCs w:val="22"/>
-        </w:rPr>
-        <w:t>(0/1)</w:t>
+        <w:t>Prototype (0/1)</w:t>
       </w:r>
     </w:p>
     <w:p>
@@ -2963,15 +2953,7 @@
           <w:bCs w:val="0"/>
           <w:szCs w:val="22"/>
         </w:rPr>
-        <w:t>AI Systems</w:t>
-      </w:r>
-      <w:r>
-        <w:rPr>
-          <w:b/>
-          <w:bCs w:val="0"/>
-          <w:szCs w:val="22"/>
-        </w:rPr>
-        <w:t xml:space="preserve"> (0/1)</w:t>
+        <w:t>AI Systems (0/1)</w:t>
       </w:r>
     </w:p>
     <w:p>
@@ -3042,15 +3024,7 @@
           <w:bCs w:val="0"/>
           <w:szCs w:val="22"/>
         </w:rPr>
-        <w:t>GUI Build</w:t>
-      </w:r>
-      <w:r>
-        <w:rPr>
-          <w:b/>
-          <w:bCs w:val="0"/>
-          <w:szCs w:val="22"/>
-        </w:rPr>
-        <w:t xml:space="preserve"> (0/1)</w:t>
+        <w:t>GUI Build (0/1)</w:t>
       </w:r>
     </w:p>
     <w:p>
@@ -3126,15 +3100,7 @@
           <w:bCs w:val="0"/>
           <w:szCs w:val="22"/>
         </w:rPr>
-        <w:t>NPC Functionality</w:t>
-      </w:r>
-      <w:r>
-        <w:rPr>
-          <w:b/>
-          <w:bCs w:val="0"/>
-          <w:szCs w:val="22"/>
-        </w:rPr>
-        <w:t xml:space="preserve"> (0/1)</w:t>
+        <w:t>NPC Functionality (0/1)</w:t>
       </w:r>
     </w:p>
     <w:p>
@@ -3209,15 +3175,7 @@
           <w:bCs w:val="0"/>
           <w:szCs w:val="22"/>
         </w:rPr>
-        <w:t xml:space="preserve"> Project Organisation</w:t>
-      </w:r>
-      <w:r>
-        <w:rPr>
-          <w:b/>
-          <w:bCs w:val="0"/>
-          <w:szCs w:val="22"/>
-        </w:rPr>
-        <w:t xml:space="preserve"> (0/1)</w:t>
+        <w:t xml:space="preserve"> Project Organisation (0/1)</w:t>
       </w:r>
     </w:p>
     <w:p>
@@ -3906,7 +3864,6 @@
       <w:tc>
         <w:tcPr>
           <w:tcW w:w="3104" w:type="pct"/>
-          <w:shd w:val="clear" w:color="auto" w:fill="auto"/>
           <w:vAlign w:val="center"/>
         </w:tcPr>
         <w:p>
@@ -3964,7 +3921,6 @@
       <w:tc>
         <w:tcPr>
           <w:tcW w:w="3104" w:type="pct"/>
-          <w:shd w:val="clear" w:color="auto" w:fill="auto"/>
           <w:vAlign w:val="center"/>
         </w:tcPr>
         <w:p>
@@ -7211,12 +7167,17 @@
     <w:pitch w:val="variable"/>
     <w:sig w:usb0="E00006FF" w:usb1="420024FF" w:usb2="02000000" w:usb3="00000000" w:csb0="0000019F" w:csb1="00000000"/>
   </w:font>
-  <w:font w:name="Calibri Light">
-    <w:panose1 w:val="020F0302020204030204"/>
+  <w:font w:name="Aptos">
     <w:charset w:val="00"/>
     <w:family w:val="swiss"/>
     <w:pitch w:val="variable"/>
-    <w:sig w:usb0="E4002EFF" w:usb1="C000247B" w:usb2="00000009" w:usb3="00000000" w:csb0="000001FF" w:csb1="00000000"/>
+    <w:sig w:usb0="20000287" w:usb1="00000003" w:usb2="00000000" w:usb3="00000000" w:csb0="0000019F" w:csb1="00000000"/>
+  </w:font>
+  <w:font w:name="Aptos Display">
+    <w:charset w:val="00"/>
+    <w:family w:val="swiss"/>
+    <w:pitch w:val="variable"/>
+    <w:sig w:usb0="20000287" w:usb1="00000003" w:usb2="00000000" w:usb3="00000000" w:csb0="0000019F" w:csb1="00000000"/>
   </w:font>
 </w:fonts>
 </file>
@@ -7237,7 +7198,9 @@
   </w:compat>
   <w:rsids>
     <w:rsidRoot w:val="001C0F3D"/>
+    <w:rsid w:val="00080AE3"/>
     <w:rsid w:val="000B325B"/>
+    <w:rsid w:val="000D04E2"/>
     <w:rsid w:val="001C0F3D"/>
     <w:rsid w:val="00277740"/>
     <w:rsid w:val="002A7697"/>
@@ -8021,6 +7984,43 @@
 </file>
 
 <file path=customXml/item1.xml><?xml version="1.0" encoding="utf-8"?>
+<b:Sources xmlns:b="http://schemas.openxmlformats.org/officeDocument/2006/bibliography" xmlns="http://schemas.openxmlformats.org/officeDocument/2006/bibliography" SelectedStyle="\APA.XSL" StyleName="APA"/>
+</file>
+
+<file path=customXml/item2.xml><?xml version="1.0" encoding="utf-8"?>
+<p:properties xmlns:p="http://schemas.microsoft.com/office/2006/metadata/properties" xmlns:xsi="http://www.w3.org/2001/XMLSchema-instance" xmlns:pc="http://schemas.microsoft.com/office/infopath/2007/PartnerControls">
+  <documentManagement>
+    <CostCentre xmlns="c369ec6e-e776-4cfb-9aab-85bbb2d3059b">XQD Quality and Development</CostCentre>
+    <Tag xmlns="c369ec6e-e776-4cfb-9aab-85bbb2d3059b" xsi:nil="true"/>
+    <Suffix xmlns="c369ec6e-e776-4cfb-9aab-85bbb2d3059b">12</Suffix>
+    <NameKeywords xmlns="c369ec6e-e776-4cfb-9aab-85bbb2d3059b">Assessment Task Tool instruction resource instrument</NameKeywords>
+    <Corpex xmlns="c369ec6e-e776-4cfb-9aab-85bbb2d3059b">false</Corpex>
+    <ByWhom xmlns="c369ec6e-e776-4cfb-9aab-85bbb2d3059b">Manager, VET Curriculum and Quality Assurance</ByWhom>
+    <Prefix xmlns="c369ec6e-e776-4cfb-9aab-85bbb2d3059b">Form</Prefix>
+    <UploadDate xmlns="c369ec6e-e776-4cfb-9aab-85bbb2d3059b">2020-02-02T16:00:00+00:00</UploadDate>
+    <ActionRequired xmlns="c369ec6e-e776-4cfb-9aab-85bbb2d3059b">Review</ActionRequired>
+    <Links xmlns="c369ec6e-e776-4cfb-9aab-85bbb2d3059b" xsi:nil="true"/>
+    <IssueNum xmlns="c369ec6e-e776-4cfb-9aab-85bbb2d3059b" xsi:nil="true"/>
+    <Division xmlns="c369ec6e-e776-4cfb-9aab-85bbb2d3059b">Training Services</Division>
+    <IssueDate xmlns="c369ec6e-e776-4cfb-9aab-85bbb2d3059b">2020-02-02T16:00:00+00:00</IssueDate>
+    <Pathway xmlns="7f1ed7a5-13c4-4640-91cb-37295ecf9af4">Academic</Pathway>
+    <CentralStatus xmlns="c369ec6e-e776-4cfb-9aab-85bbb2d3059b" xsi:nil="true"/>
+    <ProposedTitle xmlns="c369ec6e-e776-4cfb-9aab-85bbb2d3059b">Assessment Task Tool (F122A12)</ProposedTitle>
+    <Frequently xmlns="c369ec6e-e776-4cfb-9aab-85bbb2d3059b">false</Frequently>
+    <OtherReferences xmlns="c369ec6e-e776-4cfb-9aab-85bbb2d3059b" xsi:nil="true"/>
+    <CergDate xmlns="c369ec6e-e776-4cfb-9aab-85bbb2d3059b" xsi:nil="true"/>
+    <International xmlns="c369ec6e-e776-4cfb-9aab-85bbb2d3059b" xsi:nil="true"/>
+    <Portal xmlns="c369ec6e-e776-4cfb-9aab-85bbb2d3059b">false</Portal>
+    <PolicyNum xmlns="c369ec6e-e776-4cfb-9aab-85bbb2d3059b">122</PolicyNum>
+    <CorpexDate xmlns="c369ec6e-e776-4cfb-9aab-85bbb2d3059b" xsi:nil="true"/>
+    <ReviewDate xmlns="c369ec6e-e776-4cfb-9aab-85bbb2d3059b">03/02/2021</ReviewDate>
+    <Comments xmlns="http://schemas.microsoft.com/sharepoint/v3">03/02/2020 received from Fiona Ion to upload see HPE</Comments>
+    <Cerg xmlns="c369ec6e-e776-4cfb-9aab-85bbb2d3059b" xsi:nil="true"/>
+  </documentManagement>
+</p:properties>
+</file>
+
+<file path=customXml/item3.xml><?xml version="1.0" encoding="utf-8"?>
 <ct:contentTypeSchema xmlns:ct="http://schemas.microsoft.com/office/2006/metadata/contentType" xmlns:ma="http://schemas.microsoft.com/office/2006/metadata/properties/metaAttributes" ct:_="" ma:_="" ma:contentTypeName="Central Form" ma:contentTypeID="0x010100AF4BA1430F2E4F53972F8E467AD5D5BB00F4FFD117931942ADB9A5D6774F1709C200CCDBFE8310C71941B6FD8EACFAC6F789" ma:contentTypeVersion="3" ma:contentTypeDescription="Central Form Document" ma:contentTypeScope="" ma:versionID="6a0f9cc5cb7c4653d829a9673163df79">
   <xsd:schema xmlns:xsd="http://www.w3.org/2001/XMLSchema" xmlns:xs="http://www.w3.org/2001/XMLSchema" xmlns:p="http://schemas.microsoft.com/office/2006/metadata/properties" xmlns:ns1="http://schemas.microsoft.com/sharepoint/v3" xmlns:ns2="c369ec6e-e776-4cfb-9aab-85bbb2d3059b" xmlns:ns3="7f1ed7a5-13c4-4640-91cb-37295ecf9af4" targetNamespace="http://schemas.microsoft.com/office/2006/metadata/properties" ma:root="true" ma:fieldsID="3178bf5ea224a66b73ab1c50cae6997f" ns1:_="" ns2:_="" ns3:_="">
     <xsd:import namespace="http://schemas.microsoft.com/sharepoint/v3"/>
@@ -8329,44 +8329,11 @@
 </ct:contentTypeSchema>
 </file>
 
-<file path=customXml/item2.xml><?xml version="1.0" encoding="utf-8"?>
-<p:properties xmlns:p="http://schemas.microsoft.com/office/2006/metadata/properties" xmlns:xsi="http://www.w3.org/2001/XMLSchema-instance" xmlns:pc="http://schemas.microsoft.com/office/infopath/2007/PartnerControls">
-  <documentManagement>
-    <CostCentre xmlns="c369ec6e-e776-4cfb-9aab-85bbb2d3059b">XQD Quality and Development</CostCentre>
-    <Tag xmlns="c369ec6e-e776-4cfb-9aab-85bbb2d3059b" xsi:nil="true"/>
-    <Suffix xmlns="c369ec6e-e776-4cfb-9aab-85bbb2d3059b">12</Suffix>
-    <NameKeywords xmlns="c369ec6e-e776-4cfb-9aab-85bbb2d3059b">Assessment Task Tool instruction resource instrument</NameKeywords>
-    <Corpex xmlns="c369ec6e-e776-4cfb-9aab-85bbb2d3059b">false</Corpex>
-    <ByWhom xmlns="c369ec6e-e776-4cfb-9aab-85bbb2d3059b">Manager, VET Curriculum and Quality Assurance</ByWhom>
-    <Prefix xmlns="c369ec6e-e776-4cfb-9aab-85bbb2d3059b">Form</Prefix>
-    <UploadDate xmlns="c369ec6e-e776-4cfb-9aab-85bbb2d3059b">2020-02-02T16:00:00+00:00</UploadDate>
-    <ActionRequired xmlns="c369ec6e-e776-4cfb-9aab-85bbb2d3059b">Review</ActionRequired>
-    <Links xmlns="c369ec6e-e776-4cfb-9aab-85bbb2d3059b" xsi:nil="true"/>
-    <IssueNum xmlns="c369ec6e-e776-4cfb-9aab-85bbb2d3059b" xsi:nil="true"/>
-    <Division xmlns="c369ec6e-e776-4cfb-9aab-85bbb2d3059b">Training Services</Division>
-    <IssueDate xmlns="c369ec6e-e776-4cfb-9aab-85bbb2d3059b">2020-02-02T16:00:00+00:00</IssueDate>
-    <Pathway xmlns="7f1ed7a5-13c4-4640-91cb-37295ecf9af4">Academic</Pathway>
-    <CentralStatus xmlns="c369ec6e-e776-4cfb-9aab-85bbb2d3059b" xsi:nil="true"/>
-    <ProposedTitle xmlns="c369ec6e-e776-4cfb-9aab-85bbb2d3059b">Assessment Task Tool (F122A12)</ProposedTitle>
-    <Frequently xmlns="c369ec6e-e776-4cfb-9aab-85bbb2d3059b">false</Frequently>
-    <OtherReferences xmlns="c369ec6e-e776-4cfb-9aab-85bbb2d3059b" xsi:nil="true"/>
-    <CergDate xmlns="c369ec6e-e776-4cfb-9aab-85bbb2d3059b" xsi:nil="true"/>
-    <International xmlns="c369ec6e-e776-4cfb-9aab-85bbb2d3059b" xsi:nil="true"/>
-    <Portal xmlns="c369ec6e-e776-4cfb-9aab-85bbb2d3059b">false</Portal>
-    <PolicyNum xmlns="c369ec6e-e776-4cfb-9aab-85bbb2d3059b">122</PolicyNum>
-    <CorpexDate xmlns="c369ec6e-e776-4cfb-9aab-85bbb2d3059b" xsi:nil="true"/>
-    <ReviewDate xmlns="c369ec6e-e776-4cfb-9aab-85bbb2d3059b">03/02/2021</ReviewDate>
-    <Comments xmlns="http://schemas.microsoft.com/sharepoint/v3">03/02/2020 received from Fiona Ion to upload see HPE</Comments>
-    <Cerg xmlns="c369ec6e-e776-4cfb-9aab-85bbb2d3059b" xsi:nil="true"/>
-  </documentManagement>
-</p:properties>
+<file path=customXml/item4.xml><?xml version="1.0" encoding="utf-8"?>
+<LongProperties xmlns="http://schemas.microsoft.com/office/2006/metadata/longProperties"/>
 </file>
 
-<file path=customXml/item3.xml><?xml version="1.0" encoding="utf-8"?>
-<b:Sources xmlns:b="http://schemas.openxmlformats.org/officeDocument/2006/bibliography" xmlns="http://schemas.openxmlformats.org/officeDocument/2006/bibliography" SelectedStyle="\APA.XSL" StyleName="APA"/>
-</file>
-
-<file path=customXml/item4.xml><?xml version="1.0" encoding="utf-8"?>
+<file path=customXml/item5.xml><?xml version="1.0" encoding="utf-8"?>
 <?mso-contentType ?>
 <FormTemplates xmlns="http://schemas.microsoft.com/sharepoint/v3/contenttype/forms">
   <Display>DocumentLibraryForm</Display>
@@ -8375,11 +8342,27 @@
 </FormTemplates>
 </file>
 
-<file path=customXml/item5.xml><?xml version="1.0" encoding="utf-8"?>
-<LongProperties xmlns="http://schemas.microsoft.com/office/2006/metadata/longProperties"/>
+<file path=customXml/itemProps1.xml><?xml version="1.0" encoding="utf-8"?>
+<ds:datastoreItem xmlns:ds="http://schemas.openxmlformats.org/officeDocument/2006/customXml" ds:itemID="{270A1387-5032-421F-ABE8-3776CE5E5F42}">
+  <ds:schemaRefs>
+    <ds:schemaRef ds:uri="http://schemas.openxmlformats.org/officeDocument/2006/bibliography"/>
+  </ds:schemaRefs>
+</ds:datastoreItem>
 </file>
 
-<file path=customXml/itemProps1.xml><?xml version="1.0" encoding="utf-8"?>
+<file path=customXml/itemProps2.xml><?xml version="1.0" encoding="utf-8"?>
+<ds:datastoreItem xmlns:ds="http://schemas.openxmlformats.org/officeDocument/2006/customXml" ds:itemID="{A16F99D5-FAF9-47B7-BB2E-CAC1EF9F3B71}">
+  <ds:schemaRefs>
+    <ds:schemaRef ds:uri="http://schemas.microsoft.com/office/2006/metadata/properties"/>
+    <ds:schemaRef ds:uri="http://schemas.microsoft.com/office/infopath/2007/PartnerControls"/>
+    <ds:schemaRef ds:uri="c369ec6e-e776-4cfb-9aab-85bbb2d3059b"/>
+    <ds:schemaRef ds:uri="7f1ed7a5-13c4-4640-91cb-37295ecf9af4"/>
+    <ds:schemaRef ds:uri="http://schemas.microsoft.com/sharepoint/v3"/>
+  </ds:schemaRefs>
+</ds:datastoreItem>
+</file>
+
+<file path=customXml/itemProps3.xml><?xml version="1.0" encoding="utf-8"?>
 <ds:datastoreItem xmlns:ds="http://schemas.openxmlformats.org/officeDocument/2006/customXml" ds:itemID="{4EF5FC08-38BC-4F0F-9CE8-A9969E73295E}">
   <ds:schemaRefs>
     <ds:schemaRef ds:uri="http://schemas.microsoft.com/office/2006/metadata/contentType"/>
@@ -8399,38 +8382,18 @@
 </ds:datastoreItem>
 </file>
 
-<file path=customXml/itemProps2.xml><?xml version="1.0" encoding="utf-8"?>
-<ds:datastoreItem xmlns:ds="http://schemas.openxmlformats.org/officeDocument/2006/customXml" ds:itemID="{A16F99D5-FAF9-47B7-BB2E-CAC1EF9F3B71}">
+<file path=customXml/itemProps4.xml><?xml version="1.0" encoding="utf-8"?>
+<ds:datastoreItem xmlns:ds="http://schemas.openxmlformats.org/officeDocument/2006/customXml" ds:itemID="{ED9C3AC7-65F6-444B-AAD9-BED76FF91658}">
   <ds:schemaRefs>
-    <ds:schemaRef ds:uri="http://schemas.microsoft.com/office/2006/metadata/properties"/>
-    <ds:schemaRef ds:uri="http://schemas.microsoft.com/office/infopath/2007/PartnerControls"/>
-    <ds:schemaRef ds:uri="c369ec6e-e776-4cfb-9aab-85bbb2d3059b"/>
-    <ds:schemaRef ds:uri="7f1ed7a5-13c4-4640-91cb-37295ecf9af4"/>
-    <ds:schemaRef ds:uri="http://schemas.microsoft.com/sharepoint/v3"/>
+    <ds:schemaRef ds:uri="http://schemas.microsoft.com/office/2006/metadata/longProperties"/>
   </ds:schemaRefs>
 </ds:datastoreItem>
 </file>
 
-<file path=customXml/itemProps3.xml><?xml version="1.0" encoding="utf-8"?>
-<ds:datastoreItem xmlns:ds="http://schemas.openxmlformats.org/officeDocument/2006/customXml" ds:itemID="{270A1387-5032-421F-ABE8-3776CE5E5F42}">
-  <ds:schemaRefs>
-    <ds:schemaRef ds:uri="http://schemas.openxmlformats.org/officeDocument/2006/bibliography"/>
-  </ds:schemaRefs>
-</ds:datastoreItem>
-</file>
-
-<file path=customXml/itemProps4.xml><?xml version="1.0" encoding="utf-8"?>
+<file path=customXml/itemProps5.xml><?xml version="1.0" encoding="utf-8"?>
 <ds:datastoreItem xmlns:ds="http://schemas.openxmlformats.org/officeDocument/2006/customXml" ds:itemID="{96001339-1F25-4BDD-94F9-AA3400008571}">
   <ds:schemaRefs>
     <ds:schemaRef ds:uri="http://schemas.microsoft.com/sharepoint/v3/contenttype/forms"/>
   </ds:schemaRefs>
 </ds:datastoreItem>
-</file>
-
-<file path=customXml/itemProps5.xml><?xml version="1.0" encoding="utf-8"?>
-<ds:datastoreItem xmlns:ds="http://schemas.openxmlformats.org/officeDocument/2006/customXml" ds:itemID="{ED9C3AC7-65F6-444B-AAD9-BED76FF91658}">
-  <ds:schemaRefs>
-    <ds:schemaRef ds:uri="http://schemas.microsoft.com/office/2006/metadata/longProperties"/>
-  </ds:schemaRefs>
-</ds:datastoreItem>
 </file>